--- a/pr-preview/pr-348/correlation-regression-handout.docx
+++ b/pr-preview/pr-348/correlation-regression-handout.docx
@@ -15,7 +15,7 @@
         <w:pStyle w:val="Date"/>
       </w:pPr>
       <w:r>
-        <w:t xml:space="preserve">Last modified: 2026-10-18 22:03:59 (PDT)</w:t>
+        <w:t xml:space="preserve">Last modified: 2026-10-19 00:34:54 (PDT)</w:t>
       </w:r>
     </w:p>
     <w:p>

--- a/pr-preview/pr-348/correlation-regression-handout.docx
+++ b/pr-preview/pr-348/correlation-regression-handout.docx
@@ -15,7 +15,7 @@
         <w:pStyle w:val="Date"/>
       </w:pPr>
       <w:r>
-        <w:t xml:space="preserve">Last modified: 2026-10-19 00:34:54 (PDT)</w:t>
+        <w:t xml:space="preserve">Last modified: 2026-10-19 01:01:02 (PDT)</w:t>
       </w:r>
     </w:p>
     <w:p>
@@ -406,7 +406,7 @@
       </w:r>
     </w:p>
     <w:bookmarkEnd w:id="11"/>
-    <w:bookmarkStart w:id="30" w:name="sec-correlation"/>
+    <w:bookmarkStart w:id="31" w:name="sec-correlation"/>
     <w:p>
       <w:pPr>
         <w:pStyle w:val="Heading2"/>
@@ -415,7 +415,7 @@
         <w:t xml:space="preserve">2 Correlation</w:t>
       </w:r>
     </w:p>
-    <w:bookmarkStart w:id="25" w:name="sec-pearson"/>
+    <w:bookmarkStart w:id="26" w:name="sec-pearson"/>
     <w:p>
       <w:pPr>
         <w:pStyle w:val="Heading3"/>
@@ -424,7 +424,7 @@
         <w:t xml:space="preserve">2.1 Testing the Pearson correlation</w:t>
       </w:r>
     </w:p>
-    <w:bookmarkStart w:id="13" w:name="def-population-correlation"/>
+    <w:bookmarkStart w:id="14" w:name="def-population-correlation"/>
     <w:p>
       <w:pPr>
         <w:pStyle w:val="FirstParagraph"/>
@@ -484,13 +484,24 @@
         <w:t xml:space="preserve"> </w:t>
       </w:r>
       <w:r>
-        <w:t xml:space="preserve">with positive variances is</w:t>
-      </w:r>
-      <w:r>
-        <w:t xml:space="preserve"> </w:t>
-      </w:r>
-      <w:r>
-        <w:t xml:space="preserve">[2]</w:t>
+        <w:t xml:space="preserve">with positive</w:t>
+      </w:r>
+      <w:r>
+        <w:t xml:space="preserve"> </w:t>
+      </w:r>
+      <w:hyperlink r:id="rId12">
+        <w:r>
+          <w:rPr>
+            <w:rStyle w:val="Hyperlink"/>
+          </w:rPr>
+          <w:t xml:space="preserve">variances</w:t>
+        </w:r>
+      </w:hyperlink>
+      <w:r>
+        <w:t xml:space="preserve"> </w:t>
+      </w:r>
+      <w:r>
+        <w:t xml:space="preserve">is</w:t>
       </w:r>
     </w:p>
     <w:p>
@@ -689,7 +700,7 @@
       <w:r>
         <w:t xml:space="preserve"> </w:t>
       </w:r>
-      <w:hyperlink r:id="rId12">
+      <w:hyperlink r:id="rId13">
         <w:r>
           <w:rPr>
             <w:rStyle w:val="Hyperlink"/>
@@ -718,8 +729,8 @@
         <w:t xml:space="preserve">.</w:t>
       </w:r>
     </w:p>
-    <w:bookmarkEnd w:id="13"/>
-    <w:bookmarkStart w:id="15" w:name="rem-sample-correlation-estimates-rho"/>
+    <w:bookmarkEnd w:id="14"/>
+    <w:bookmarkStart w:id="16" w:name="rem-sample-correlation-estimates-rho"/>
     <w:p>
       <w:pPr>
         <w:pStyle w:val="BodyText"/>
@@ -740,7 +751,7 @@
       <w:r>
         <w:t xml:space="preserve"> </w:t>
       </w:r>
-      <w:hyperlink r:id="rId14">
+      <w:hyperlink r:id="rId15">
         <w:r>
           <w:rPr>
             <w:rStyle w:val="Hyperlink"/>
@@ -780,8 +791,8 @@
         <w:t xml:space="preserve">.</w:t>
       </w:r>
     </w:p>
-    <w:bookmarkEnd w:id="15"/>
-    <w:bookmarkStart w:id="17" w:name="def-pearson-test"/>
+    <w:bookmarkEnd w:id="16"/>
+    <w:bookmarkStart w:id="18" w:name="def-pearson-test"/>
     <w:p>
       <w:pPr>
         <w:pStyle w:val="BodyText"/>
@@ -816,7 +827,7 @@
       <w:r>
         <w:t xml:space="preserve"> </w:t>
       </w:r>
-      <w:hyperlink r:id="rId14">
+      <w:hyperlink r:id="rId15">
         <w:r>
           <w:rPr>
             <w:rStyle w:val="Hyperlink"/>
@@ -1235,7 +1246,7 @@
       <w:r>
         <w:t xml:space="preserve">distribution (</w:t>
       </w:r>
-      <w:hyperlink r:id="rId16">
+      <w:hyperlink r:id="rId17">
         <w:r>
           <w:rPr>
             <w:rStyle w:val="Hyperlink"/>
@@ -1247,8 +1258,8 @@
         <w:t xml:space="preserve">).</w:t>
       </w:r>
     </w:p>
-    <w:bookmarkEnd w:id="17"/>
-    <w:bookmarkStart w:id="18" w:name="thm-pearson-test-null"/>
+    <w:bookmarkEnd w:id="18"/>
+    <w:bookmarkStart w:id="19" w:name="thm-pearson-test-null"/>
     <w:p>
       <w:pPr>
         <w:pStyle w:val="BodyText"/>
@@ -1602,8 +1613,8 @@
         </m:oMath>
       </m:oMathPara>
     </w:p>
-    <w:bookmarkEnd w:id="18"/>
-    <w:bookmarkStart w:id="19" w:name="rem-pearson-test-conditions"/>
+    <w:bookmarkEnd w:id="19"/>
+    <w:bookmarkStart w:id="20" w:name="rem-pearson-test-conditions"/>
     <w:p>
       <w:pPr>
         <w:pStyle w:val="FirstParagraph"/>
@@ -1671,8 +1682,8 @@
         <w:t xml:space="preserve">.</w:t>
       </w:r>
     </w:p>
-    <w:bookmarkEnd w:id="19"/>
-    <w:bookmarkStart w:id="24" w:name="exm-hers-cor"/>
+    <w:bookmarkEnd w:id="20"/>
+    <w:bookmarkStart w:id="25" w:name="exm-hers-cor"/>
     <w:p>
       <w:pPr>
         <w:pStyle w:val="BodyText"/>
@@ -1715,7 +1726,7 @@
       <w:tr>
         <w:tc>
           <w:tcPr/>
-          <w:bookmarkStart w:id="23" w:name="fig-hers-scatter"/>
+          <w:bookmarkStart w:id="24" w:name="fig-hers-scatter"/>
           <w:p>
             <w:pPr>
               <w:pStyle w:val="SourceCode"/>
@@ -2118,18 +2129,18 @@
                 <wp:inline>
                   <wp:extent cx="4620126" cy="3696101"/>
                   <wp:effectExtent b="0" l="0" r="0" t="0"/>
-                  <wp:docPr descr="" title="" id="21" name="Picture"/>
+                  <wp:docPr descr="" title="" id="22" name="Picture"/>
                   <a:graphic>
                     <a:graphicData uri="http://schemas.openxmlformats.org/drawingml/2006/picture">
                       <pic:pic>
                         <pic:nvPicPr>
-                          <pic:cNvPr descr="correlation-regression_files/figure-docx/unnamed-chunk-1-1.png" id="22" name="Picture"/>
+                          <pic:cNvPr descr="correlation-regression_files/figure-docx/unnamed-chunk-1-1.png" id="23" name="Picture"/>
                           <pic:cNvPicPr>
                             <a:picLocks noChangeArrowheads="1" noChangeAspect="1"/>
                           </pic:cNvPicPr>
                         </pic:nvPicPr>
                         <pic:blipFill>
-                          <a:blip r:embed="rId20"/>
+                          <a:blip r:embed="rId21"/>
                           <a:stretch>
                             <a:fillRect/>
                           </a:stretch>
@@ -2175,7 +2186,7 @@
               <w:t xml:space="preserve">with the least-squares line</w:t>
             </w:r>
           </w:p>
-          <w:bookmarkEnd w:id="23"/>
+          <w:bookmarkEnd w:id="24"/>
         </w:tc>
       </w:tr>
     </w:tbl>
@@ -2894,7 +2905,7 @@
         <w:t xml:space="preserve">.</w:t>
       </w:r>
     </w:p>
-    <w:bookmarkEnd w:id="24"/>
+    <w:bookmarkEnd w:id="25"/>
     <w:p>
       <w:pPr>
         <w:pStyle w:val="Compact"/>
@@ -2931,8 +2942,8 @@
         <w:t xml:space="preserve">covers correlation and regression.</w:t>
       </w:r>
     </w:p>
-    <w:bookmarkEnd w:id="25"/>
-    <w:bookmarkStart w:id="29" w:name="sec-spearman"/>
+    <w:bookmarkEnd w:id="26"/>
+    <w:bookmarkStart w:id="30" w:name="sec-spearman"/>
     <w:p>
       <w:pPr>
         <w:pStyle w:val="Heading3"/>
@@ -2941,7 +2952,7 @@
         <w:t xml:space="preserve">2.2 Spearman rank correlation</w:t>
       </w:r>
     </w:p>
-    <w:bookmarkStart w:id="26" w:name="def-spearman-r"/>
+    <w:bookmarkStart w:id="27" w:name="def-spearman-r"/>
     <w:p>
       <w:pPr>
         <w:pStyle w:val="FirstParagraph"/>
@@ -3205,7 +3216,7 @@
       <w:r>
         <w:t xml:space="preserve"> </w:t>
       </w:r>
-      <w:hyperlink r:id="rId14">
+      <w:hyperlink r:id="rId15">
         <w:r>
           <w:rPr>
             <w:rStyle w:val="Hyperlink"/>
@@ -3217,16 +3228,7 @@
         <w:t xml:space="preserve"> </w:t>
       </w:r>
       <w:r>
-        <w:t xml:space="preserve">evaluated at the rank pairs</w:t>
-      </w:r>
-      <w:r>
-        <w:t xml:space="preserve"> </w:t>
-      </w:r>
-      <w:r>
-        <w:t xml:space="preserve">[5]</w:t>
-      </w:r>
-      <w:r>
-        <w:t xml:space="preserve">:</w:t>
+        <w:t xml:space="preserve">evaluated at the rank pairs:</w:t>
       </w:r>
     </w:p>
     <w:p>
@@ -3416,8 +3418,8 @@
         <w:t xml:space="preserve">.</w:t>
       </w:r>
     </w:p>
-    <w:bookmarkEnd w:id="26"/>
-    <w:bookmarkStart w:id="27" w:name="rem-spearman-monotone"/>
+    <w:bookmarkEnd w:id="27"/>
+    <w:bookmarkStart w:id="28" w:name="rem-spearman-monotone"/>
     <w:p>
       <w:pPr>
         <w:pStyle w:val="BodyText"/>
@@ -3505,8 +3507,8 @@
         <w:t xml:space="preserve">.</w:t>
       </w:r>
     </w:p>
-    <w:bookmarkEnd w:id="27"/>
-    <w:bookmarkStart w:id="28" w:name="exm-hers-spearman"/>
+    <w:bookmarkEnd w:id="28"/>
+    <w:bookmarkStart w:id="29" w:name="exm-hers-spearman"/>
     <w:p>
       <w:pPr>
         <w:pStyle w:val="BodyText"/>
@@ -3939,10 +3941,10 @@
         <w:t xml:space="preserve">the association is closer to monotone than to linear.</w:t>
       </w:r>
     </w:p>
-    <w:bookmarkEnd w:id="28"/>
     <w:bookmarkEnd w:id="29"/>
     <w:bookmarkEnd w:id="30"/>
-    <w:bookmarkStart w:id="144" w:name="sec-simple-linear-regression"/>
+    <w:bookmarkEnd w:id="31"/>
+    <w:bookmarkStart w:id="145" w:name="sec-simple-linear-regression"/>
     <w:p>
       <w:pPr>
         <w:pStyle w:val="Heading2"/>
@@ -3951,7 +3953,7 @@
         <w:t xml:space="preserve">3 Simple linear regression</w:t>
       </w:r>
     </w:p>
-    <w:bookmarkStart w:id="49" w:name="sec-slr-model"/>
+    <w:bookmarkStart w:id="50" w:name="sec-slr-model"/>
     <w:p>
       <w:pPr>
         <w:pStyle w:val="Heading3"/>
@@ -3960,7 +3962,7 @@
         <w:t xml:space="preserve">3.1 Model specification</w:t>
       </w:r>
     </w:p>
-    <w:bookmarkStart w:id="31" w:name="def-cond-gaussian"/>
+    <w:bookmarkStart w:id="32" w:name="def-cond-gaussian"/>
     <w:p>
       <w:pPr>
         <w:pStyle w:val="FirstParagraph"/>
@@ -4460,8 +4462,8 @@
         </m:oMath>
       </m:oMathPara>
     </w:p>
-    <w:bookmarkEnd w:id="31"/>
-    <w:bookmarkStart w:id="33" w:name="def-slr-deviation"/>
+    <w:bookmarkEnd w:id="32"/>
+    <w:bookmarkStart w:id="34" w:name="def-slr-deviation"/>
     <w:p>
       <w:pPr>
         <w:pStyle w:val="FirstParagraph"/>
@@ -4555,7 +4557,7 @@
       <w:r>
         <w:t xml:space="preserve"> </w:t>
       </w:r>
-      <w:hyperlink r:id="rId32">
+      <w:hyperlink r:id="rId33">
         <w:r>
           <w:rPr>
             <w:rStyle w:val="Hyperlink"/>
@@ -4705,8 +4707,8 @@
         </m:oMath>
       </m:oMathPara>
     </w:p>
-    <w:bookmarkEnd w:id="33"/>
-    <w:bookmarkStart w:id="34" w:name="exr-slr-additive"/>
+    <w:bookmarkEnd w:id="34"/>
+    <w:bookmarkStart w:id="35" w:name="exr-slr-additive"/>
     <w:p>
       <w:pPr>
         <w:pStyle w:val="FirstParagraph"/>
@@ -4822,8 +4824,8 @@
         <w:t xml:space="preserve">).</w:t>
       </w:r>
     </w:p>
-    <w:bookmarkEnd w:id="34"/>
-    <w:bookmarkStart w:id="35" w:name="sol-slr-additive"/>
+    <w:bookmarkEnd w:id="35"/>
+    <w:bookmarkStart w:id="36" w:name="sol-slr-additive"/>
     <w:p>
       <w:pPr>
         <w:pStyle w:val="BodyText"/>
@@ -6854,8 +6856,8 @@
         </m:oMath>
       </m:oMathPara>
     </w:p>
-    <w:bookmarkEnd w:id="35"/>
-    <w:bookmarkStart w:id="36" w:name="thm-slr-additive"/>
+    <w:bookmarkEnd w:id="36"/>
+    <w:bookmarkStart w:id="37" w:name="thm-slr-additive"/>
     <w:p>
       <w:pPr>
         <w:pStyle w:val="FirstParagraph"/>
@@ -6968,7 +6970,7 @@
         </m:oMath>
       </m:oMathPara>
     </w:p>
-    <w:bookmarkEnd w:id="36"/>
+    <w:bookmarkEnd w:id="37"/>
     <w:p>
       <w:pPr>
         <w:pStyle w:val="FirstParagraph"/>
@@ -7001,7 +7003,7 @@
         <w:t xml:space="preserve">.</w:t>
       </w:r>
     </w:p>
-    <w:bookmarkStart w:id="37" w:name="exr-slr-deviation-dist"/>
+    <w:bookmarkStart w:id="38" w:name="exr-slr-deviation-dist"/>
     <w:p>
       <w:pPr>
         <w:pStyle w:val="BodyText"/>
@@ -7054,8 +7056,8 @@
         <w:t xml:space="preserve">given the covariate values.</w:t>
       </w:r>
     </w:p>
-    <w:bookmarkEnd w:id="37"/>
-    <w:bookmarkStart w:id="40" w:name="sol-slr-deviation-dist"/>
+    <w:bookmarkEnd w:id="38"/>
+    <w:bookmarkStart w:id="41" w:name="sol-slr-deviation-dist"/>
     <w:p>
       <w:pPr>
         <w:pStyle w:val="BodyText"/>
@@ -7076,7 +7078,7 @@
       <w:r>
         <w:t xml:space="preserve"> </w:t>
       </w:r>
-      <w:hyperlink r:id="rId38">
+      <w:hyperlink r:id="rId39">
         <w:r>
           <w:rPr>
             <w:rStyle w:val="Hyperlink"/>
@@ -8453,7 +8455,7 @@
       <w:r>
         <w:t xml:space="preserve"> </w:t>
       </w:r>
-      <w:hyperlink r:id="rId39">
+      <w:hyperlink r:id="rId40">
         <w:r>
           <w:rPr>
             <w:rStyle w:val="Hyperlink"/>
@@ -10177,8 +10179,8 @@
         <w:t xml:space="preserve">.</w:t>
       </w:r>
     </w:p>
-    <w:bookmarkEnd w:id="40"/>
-    <w:bookmarkStart w:id="41" w:name="thm-slr-deviation-dist"/>
+    <w:bookmarkEnd w:id="41"/>
+    <w:bookmarkStart w:id="42" w:name="thm-slr-deviation-dist"/>
     <w:p>
       <w:pPr>
         <w:pStyle w:val="BodyText"/>
@@ -10415,7 +10417,7 @@
         </m:oMath>
       </m:oMathPara>
     </w:p>
-    <w:bookmarkEnd w:id="41"/>
+    <w:bookmarkEnd w:id="42"/>
     <w:p>
       <w:pPr>
         <w:pStyle w:val="FirstParagraph"/>
@@ -10448,7 +10450,7 @@
         <w:t xml:space="preserve">.</w:t>
       </w:r>
     </w:p>
-    <w:bookmarkStart w:id="42" w:name="def-homoskedastic"/>
+    <w:bookmarkStart w:id="43" w:name="def-homoskedastic"/>
     <w:p>
       <w:pPr>
         <w:pStyle w:val="BodyText"/>
@@ -10611,8 +10613,8 @@
         <w:t xml:space="preserve">.</w:t>
       </w:r>
     </w:p>
-    <w:bookmarkEnd w:id="42"/>
-    <w:bookmarkStart w:id="43" w:name="cor-homoskedastic-deviations"/>
+    <w:bookmarkEnd w:id="43"/>
+    <w:bookmarkStart w:id="44" w:name="cor-homoskedastic-deviations"/>
     <w:p>
       <w:pPr>
         <w:pStyle w:val="BodyText"/>
@@ -10827,7 +10829,7 @@
         </m:oMath>
       </m:oMathPara>
     </w:p>
-    <w:bookmarkEnd w:id="43"/>
+    <w:bookmarkEnd w:id="44"/>
     <w:p>
       <w:pPr>
         <w:pStyle w:val="FirstParagraph"/>
@@ -11083,7 +11085,7 @@
         <w:t xml:space="preserve">.</w:t>
       </w:r>
     </w:p>
-    <w:bookmarkStart w:id="44" w:name="def-linear-regression"/>
+    <w:bookmarkStart w:id="45" w:name="def-linear-regression"/>
     <w:p>
       <w:pPr>
         <w:pStyle w:val="BodyText"/>
@@ -11190,12 +11192,6 @@
       </w:r>
       <w:r>
         <w:t xml:space="preserve">$\mathord{\smash[b]{\underset{\raise.3ex\hbox{$\scriptstyle\sim$}}{x}}\vphantom{x}}_i= (x_{i1}, \ldots, x_{ip})$</w:t>
-      </w:r>
-      <w:r>
-        <w:t xml:space="preserve"> </w:t>
-      </w:r>
-      <w:r>
-        <w:t xml:space="preserve">[7]</w:t>
       </w:r>
       <w:r>
         <w:t xml:space="preserve">:</w:t>
@@ -11392,8 +11388,8 @@
         <w:t xml:space="preserve">.</w:t>
       </w:r>
     </w:p>
-    <w:bookmarkEnd w:id="44"/>
-    <w:bookmarkStart w:id="45" w:name="def-slr"/>
+    <w:bookmarkEnd w:id="45"/>
+    <w:bookmarkStart w:id="46" w:name="def-slr"/>
     <w:p>
       <w:pPr>
         <w:pStyle w:val="BodyText"/>
@@ -11533,12 +11529,6 @@
           </m:sub>
         </m:sSub>
       </m:oMath>
-      <w:r>
-        <w:t xml:space="preserve"> </w:t>
-      </w:r>
-      <w:r>
-        <w:t xml:space="preserve">[8]</w:t>
-      </w:r>
       <w:r>
         <w:t xml:space="preserve">:</w:t>
       </w:r>
@@ -11648,8 +11638,8 @@
         <w:t xml:space="preserve">.</w:t>
       </w:r>
     </w:p>
-    <w:bookmarkEnd w:id="45"/>
-    <w:bookmarkStart w:id="46" w:name="def-slr-intercept"/>
+    <w:bookmarkEnd w:id="46"/>
+    <w:bookmarkStart w:id="47" w:name="def-slr-intercept"/>
     <w:p>
       <w:pPr>
         <w:pStyle w:val="BodyText"/>
@@ -11785,8 +11775,8 @@
         <w:t xml:space="preserve">.</w:t>
       </w:r>
     </w:p>
-    <w:bookmarkEnd w:id="46"/>
-    <w:bookmarkStart w:id="47" w:name="def-slr-slope"/>
+    <w:bookmarkEnd w:id="47"/>
+    <w:bookmarkStart w:id="48" w:name="def-slr-slope"/>
     <w:p>
       <w:pPr>
         <w:pStyle w:val="BodyText"/>
@@ -11949,8 +11939,8 @@
         <w:t xml:space="preserve">differ by one unit.</w:t>
       </w:r>
     </w:p>
-    <w:bookmarkEnd w:id="47"/>
-    <w:bookmarkStart w:id="48" w:name="rem-slr-parameters"/>
+    <w:bookmarkEnd w:id="48"/>
+    <w:bookmarkStart w:id="49" w:name="rem-slr-parameters"/>
     <w:p>
       <w:pPr>
         <w:pStyle w:val="BodyText"/>
@@ -12011,9 +12001,9 @@
         <w:t xml:space="preserve">.</w:t>
       </w:r>
     </w:p>
-    <w:bookmarkEnd w:id="48"/>
     <w:bookmarkEnd w:id="49"/>
-    <w:bookmarkStart w:id="121" w:name="sec-ols"/>
+    <w:bookmarkEnd w:id="50"/>
+    <w:bookmarkStart w:id="122" w:name="sec-ols"/>
     <w:p>
       <w:pPr>
         <w:pStyle w:val="Heading3"/>
@@ -12022,7 +12012,7 @@
         <w:t xml:space="preserve">3.2 Ordinary least squares estimation</w:t>
       </w:r>
     </w:p>
-    <w:bookmarkStart w:id="51" w:name="def-rss"/>
+    <w:bookmarkStart w:id="52" w:name="def-rss"/>
     <w:p>
       <w:pPr>
         <w:pStyle w:val="FirstParagraph"/>
@@ -12156,7 +12146,7 @@
       <w:r>
         <w:t xml:space="preserve"> </w:t>
       </w:r>
-      <w:hyperlink r:id="rId50">
+      <w:hyperlink r:id="rId51">
         <w:r>
           <w:rPr>
             <w:rStyle w:val="Hyperlink"/>
@@ -12205,8 +12195,8 @@
         <w:t xml:space="preserve">.</w:t>
       </w:r>
     </w:p>
-    <w:bookmarkEnd w:id="51"/>
-    <w:bookmarkStart w:id="52" w:name="exm-rss-slr"/>
+    <w:bookmarkEnd w:id="52"/>
+    <w:bookmarkStart w:id="53" w:name="exm-rss-slr"/>
     <w:p>
       <w:pPr>
         <w:pStyle w:val="BodyText"/>
@@ -12354,8 +12344,8 @@
     $$</w:t>
       </w:r>
     </w:p>
-    <w:bookmarkEnd w:id="52"/>
-    <w:bookmarkStart w:id="57" w:name="exm-rss"/>
+    <w:bookmarkEnd w:id="53"/>
+    <w:bookmarkStart w:id="58" w:name="exm-rss"/>
     <w:p>
       <w:pPr>
         <w:pStyle w:val="FirstParagraph"/>
@@ -12797,7 +12787,7 @@
       <w:tr>
         <w:tc>
           <w:tcPr/>
-          <w:bookmarkStart w:id="56" w:name="fig-rss-three-points"/>
+          <w:bookmarkStart w:id="57" w:name="fig-rss-three-points"/>
           <w:p>
             <w:pPr>
               <w:pStyle w:val="SourceCode"/>
@@ -13560,18 +13550,18 @@
                 <wp:inline>
                   <wp:extent cx="4620126" cy="3696101"/>
                   <wp:effectExtent b="0" l="0" r="0" t="0"/>
-                  <wp:docPr descr="" title="" id="54" name="Picture"/>
+                  <wp:docPr descr="" title="" id="55" name="Picture"/>
                   <a:graphic>
                     <a:graphicData uri="http://schemas.openxmlformats.org/drawingml/2006/picture">
                       <pic:pic>
                         <pic:nvPicPr>
-                          <pic:cNvPr descr="correlation-regression_files/figure-docx/unnamed-chunk-5-1.png" id="55" name="Picture"/>
+                          <pic:cNvPr descr="correlation-regression_files/figure-docx/unnamed-chunk-5-1.png" id="56" name="Picture"/>
                           <pic:cNvPicPr>
                             <a:picLocks noChangeArrowheads="1" noChangeAspect="1"/>
                           </pic:cNvPicPr>
                         </pic:nvPicPr>
                         <pic:blipFill>
-                          <a:blip r:embed="rId53"/>
+                          <a:blip r:embed="rId54"/>
                           <a:stretch>
                             <a:fillRect/>
                           </a:stretch>
@@ -13617,12 +13607,12 @@
               <w:t xml:space="preserve">and the one nonzero residual (dashed)</w:t>
             </w:r>
           </w:p>
-          <w:bookmarkEnd w:id="56"/>
+          <w:bookmarkEnd w:id="57"/>
         </w:tc>
       </w:tr>
     </w:tbl>
-    <w:bookmarkEnd w:id="57"/>
-    <w:bookmarkStart w:id="59" w:name="exr-mse-rss"/>
+    <w:bookmarkEnd w:id="58"/>
+    <w:bookmarkStart w:id="60" w:name="exr-mse-rss"/>
     <w:p>
       <w:pPr>
         <w:pStyle w:val="BodyText"/>
@@ -13778,7 +13768,7 @@
       <w:r>
         <w:t xml:space="preserve"> </w:t>
       </w:r>
-      <w:hyperlink r:id="rId58">
+      <w:hyperlink r:id="rId59">
         <w:r>
           <w:rPr>
             <w:rStyle w:val="Hyperlink"/>
@@ -13820,8 +13810,8 @@
         <w:t xml:space="preserve">in terms of that sMSE.</w:t>
       </w:r>
     </w:p>
-    <w:bookmarkEnd w:id="59"/>
-    <w:bookmarkStart w:id="61" w:name="sol-mse-rss"/>
+    <w:bookmarkEnd w:id="60"/>
+    <w:bookmarkStart w:id="62" w:name="sol-mse-rss"/>
     <w:p>
       <w:pPr>
         <w:pStyle w:val="BodyText"/>
@@ -13842,7 +13832,7 @@
       <w:r>
         <w:t xml:space="preserve"> </w:t>
       </w:r>
-      <w:hyperlink r:id="rId60">
+      <w:hyperlink r:id="rId61">
         <w:r>
           <w:rPr>
             <w:rStyle w:val="Hyperlink"/>
@@ -13962,8 +13952,8 @@
     $$</w:t>
       </w:r>
     </w:p>
-    <w:bookmarkEnd w:id="61"/>
-    <w:bookmarkStart w:id="62" w:name="thm-mse-rss"/>
+    <w:bookmarkEnd w:id="62"/>
+    <w:bookmarkStart w:id="63" w:name="thm-mse-rss"/>
     <w:p>
       <w:pPr>
         <w:pStyle w:val="FirstParagraph"/>
@@ -14018,7 +14008,7 @@
       <w:r>
         <w:t xml:space="preserve"> </w:t>
       </w:r>
-      <w:hyperlink r:id="rId58">
+      <w:hyperlink r:id="rId59">
         <w:r>
           <w:rPr>
             <w:rStyle w:val="Hyperlink"/>
@@ -14188,7 +14178,7 @@
         <w:t xml:space="preserve">$$\text{RSS}(\mathord{\smash[b]{\underset{\raise.3ex\hbox{$\scriptstyle\sim$}}{\theta}}\vphantom{\theta}}) = n \, \operatorname{sMSE}\mathopen{}\left(\hat y\right)\mathclose{}.$$</w:t>
       </w:r>
     </w:p>
-    <w:bookmarkEnd w:id="62"/>
+    <w:bookmarkEnd w:id="63"/>
     <w:p>
       <w:pPr>
         <w:pStyle w:val="FirstParagraph"/>
@@ -14221,7 +14211,7 @@
         <w:t xml:space="preserve">.</w:t>
       </w:r>
     </w:p>
-    <w:bookmarkStart w:id="63" w:name="rem-mse-rss"/>
+    <w:bookmarkStart w:id="64" w:name="rem-mse-rss"/>
     <w:p>
       <w:pPr>
         <w:pStyle w:val="BodyText"/>
@@ -14309,8 +14299,8 @@
         <w:t xml:space="preserve">not the sMSE of predictions of new outcomes.</w:t>
       </w:r>
     </w:p>
-    <w:bookmarkEnd w:id="63"/>
-    <w:bookmarkStart w:id="64" w:name="def-ols"/>
+    <w:bookmarkEnd w:id="64"/>
+    <w:bookmarkStart w:id="65" w:name="def-ols"/>
     <w:p>
       <w:pPr>
         <w:pStyle w:val="BodyText"/>
@@ -14386,12 +14376,6 @@
         </w:r>
       </w:hyperlink>
       <w:r>
-        <w:t xml:space="preserve"> </w:t>
-      </w:r>
-      <w:r>
-        <w:t xml:space="preserve">[10]</w:t>
-      </w:r>
-      <w:r>
         <w:t xml:space="preserve">:</w:t>
       </w:r>
     </w:p>
@@ -14420,8 +14404,8 @@
         <w:t xml:space="preserve">.</w:t>
       </w:r>
     </w:p>
-    <w:bookmarkEnd w:id="64"/>
-    <w:bookmarkStart w:id="69" w:name="exm-ols-slr"/>
+    <w:bookmarkEnd w:id="65"/>
+    <w:bookmarkStart w:id="70" w:name="exm-ols-slr"/>
     <w:p>
       <w:pPr>
         <w:pStyle w:val="BodyText"/>
@@ -14770,7 +14754,7 @@
       <w:tr>
         <w:tc>
           <w:tcPr/>
-          <w:bookmarkStart w:id="68" w:name="fig-rss-surface"/>
+          <w:bookmarkStart w:id="69" w:name="fig-rss-surface"/>
           <w:p>
             <w:pPr>
               <w:pStyle w:val="SourceCode"/>
@@ -15983,18 +15967,18 @@
                 <wp:inline>
                   <wp:extent cx="4620126" cy="3696101"/>
                   <wp:effectExtent b="0" l="0" r="0" t="0"/>
-                  <wp:docPr descr="" title="" id="66" name="Picture"/>
+                  <wp:docPr descr="" title="" id="67" name="Picture"/>
                   <a:graphic>
                     <a:graphicData uri="http://schemas.openxmlformats.org/drawingml/2006/picture">
                       <pic:pic>
                         <pic:nvPicPr>
-                          <pic:cNvPr descr="correlation-regression_files/figure-docx/unnamed-chunk-6-1.png" id="67" name="Picture"/>
+                          <pic:cNvPr descr="correlation-regression_files/figure-docx/unnamed-chunk-6-1.png" id="68" name="Picture"/>
                           <pic:cNvPicPr>
                             <a:picLocks noChangeArrowheads="1" noChangeAspect="1"/>
                           </pic:cNvPicPr>
                         </pic:nvPicPr>
                         <pic:blipFill>
-                          <a:blip r:embed="rId65"/>
+                          <a:blip r:embed="rId66"/>
                           <a:stretch>
                             <a:fillRect/>
                           </a:stretch>
@@ -16167,12 +16151,12 @@
               <w:t xml:space="preserve">.</w:t>
             </w:r>
           </w:p>
-          <w:bookmarkEnd w:id="68"/>
+          <w:bookmarkEnd w:id="69"/>
         </w:tc>
       </w:tr>
     </w:tbl>
-    <w:bookmarkEnd w:id="69"/>
-    <w:bookmarkStart w:id="70" w:name="def-normal-equations"/>
+    <w:bookmarkEnd w:id="70"/>
+    <w:bookmarkStart w:id="71" w:name="def-normal-equations"/>
     <w:p>
       <w:pPr>
         <w:pStyle w:val="BodyText"/>
@@ -16253,8 +16237,8 @@
         <w:t xml:space="preserve">$$\frac{\partial}{\partial \mathord{\smash[b]{\underset{\raise.3ex\hbox{$\scriptstyle\sim$}}{\theta}}\vphantom{\theta}}} \text{RSS}(\mathord{\smash[b]{\underset{\raise.3ex\hbox{$\scriptstyle\sim$}}{\theta}}\vphantom{\theta}}) = \mathord{\smash[b]{\underset{\raise.3ex\hbox{$\scriptstyle\sim$}}{0}}\vphantom{0}}.$$</w:t>
       </w:r>
     </w:p>
-    <w:bookmarkEnd w:id="70"/>
-    <w:bookmarkStart w:id="71" w:name="exm-normal-equations-slr"/>
+    <w:bookmarkEnd w:id="71"/>
+    <w:bookmarkStart w:id="72" w:name="exm-normal-equations-slr"/>
     <w:p>
       <w:pPr>
         <w:pStyle w:val="FirstParagraph"/>
@@ -16528,8 +16512,8 @@
         </m:oMath>
       </m:oMathPara>
     </w:p>
-    <w:bookmarkEnd w:id="71"/>
-    <w:bookmarkStart w:id="72" w:name="def-centered-sums"/>
+    <w:bookmarkEnd w:id="72"/>
+    <w:bookmarkStart w:id="73" w:name="def-centered-sums"/>
     <w:p>
       <w:pPr>
         <w:pStyle w:val="FirstParagraph"/>
@@ -16987,8 +16971,8 @@
         </m:oMath>
       </m:oMathPara>
     </w:p>
-    <w:bookmarkEnd w:id="72"/>
-    <w:bookmarkStart w:id="73" w:name="def-centered-cross-product"/>
+    <w:bookmarkEnd w:id="73"/>
+    <w:bookmarkStart w:id="74" w:name="def-centered-cross-product"/>
     <w:p>
       <w:pPr>
         <w:pStyle w:val="FirstParagraph"/>
@@ -17204,8 +17188,8 @@
         </m:oMath>
       </m:oMathPara>
     </w:p>
-    <w:bookmarkEnd w:id="73"/>
-    <w:bookmarkStart w:id="74" w:name="exr-sum-deviations-zero"/>
+    <w:bookmarkEnd w:id="74"/>
+    <w:bookmarkStart w:id="75" w:name="exr-sum-deviations-zero"/>
     <w:p>
       <w:pPr>
         <w:pStyle w:val="FirstParagraph"/>
@@ -17301,8 +17285,8 @@
         <w:t xml:space="preserve">.</w:t>
       </w:r>
     </w:p>
-    <w:bookmarkEnd w:id="74"/>
-    <w:bookmarkStart w:id="75" w:name="sol-sum-deviations-zero"/>
+    <w:bookmarkEnd w:id="75"/>
+    <w:bookmarkStart w:id="76" w:name="sol-sum-deviations-zero"/>
     <w:p>
       <w:pPr>
         <w:pStyle w:val="BodyText"/>
@@ -17885,8 +17869,8 @@
         <w:t xml:space="preserve">.</w:t>
       </w:r>
     </w:p>
-    <w:bookmarkEnd w:id="75"/>
-    <w:bookmarkStart w:id="76" w:name="lem-sum-deviations-zero"/>
+    <w:bookmarkEnd w:id="76"/>
+    <w:bookmarkStart w:id="77" w:name="lem-sum-deviations-zero"/>
     <w:p>
       <w:pPr>
         <w:pStyle w:val="BodyText"/>
@@ -18118,7 +18102,7 @@
         </m:oMath>
       </m:oMathPara>
     </w:p>
-    <w:bookmarkEnd w:id="76"/>
+    <w:bookmarkEnd w:id="77"/>
     <w:p>
       <w:pPr>
         <w:pStyle w:val="FirstParagraph"/>
@@ -18151,7 +18135,7 @@
         <w:t xml:space="preserve">.</w:t>
       </w:r>
     </w:p>
-    <w:bookmarkStart w:id="77" w:name="exr-sxx-expand"/>
+    <w:bookmarkStart w:id="78" w:name="exr-sxx-expand"/>
     <w:p>
       <w:pPr>
         <w:pStyle w:val="BodyText"/>
@@ -18299,8 +18283,8 @@
         <w:t xml:space="preserve">.</w:t>
       </w:r>
     </w:p>
-    <w:bookmarkEnd w:id="77"/>
-    <w:bookmarkStart w:id="78" w:name="sol-sxx-expand"/>
+    <w:bookmarkEnd w:id="78"/>
+    <w:bookmarkStart w:id="79" w:name="sol-sxx-expand"/>
     <w:p>
       <w:pPr>
         <w:pStyle w:val="BodyText"/>
@@ -19593,8 +19577,8 @@
         </m:oMath>
       </m:oMathPara>
     </w:p>
-    <w:bookmarkEnd w:id="78"/>
-    <w:bookmarkStart w:id="79" w:name="lem-sxx-expand"/>
+    <w:bookmarkEnd w:id="79"/>
+    <w:bookmarkStart w:id="80" w:name="lem-sxx-expand"/>
     <w:p>
       <w:pPr>
         <w:pStyle w:val="FirstParagraph"/>
@@ -19763,7 +19747,7 @@
         </m:oMath>
       </m:oMathPara>
     </w:p>
-    <w:bookmarkEnd w:id="79"/>
+    <w:bookmarkEnd w:id="80"/>
     <w:p>
       <w:pPr>
         <w:pStyle w:val="FirstParagraph"/>
@@ -19796,7 +19780,7 @@
         <w:t xml:space="preserve">.</w:t>
       </w:r>
     </w:p>
-    <w:bookmarkStart w:id="80" w:name="exr-rss-deriv-intercept"/>
+    <w:bookmarkStart w:id="81" w:name="exr-rss-deriv-intercept"/>
     <w:p>
       <w:pPr>
         <w:pStyle w:val="BodyText"/>
@@ -19988,8 +19972,8 @@
         <w:t xml:space="preserve">.</w:t>
       </w:r>
     </w:p>
-    <w:bookmarkEnd w:id="80"/>
-    <w:bookmarkStart w:id="81" w:name="sol-rss-deriv-intercept"/>
+    <w:bookmarkEnd w:id="81"/>
+    <w:bookmarkStart w:id="82" w:name="sol-rss-deriv-intercept"/>
     <w:p>
       <w:pPr>
         <w:pStyle w:val="BodyText"/>
@@ -22562,8 +22546,8 @@
         </m:oMath>
       </m:oMathPara>
     </w:p>
-    <w:bookmarkEnd w:id="81"/>
-    <w:bookmarkStart w:id="82" w:name="lem-rss-deriv-intercept"/>
+    <w:bookmarkEnd w:id="82"/>
+    <w:bookmarkStart w:id="83" w:name="lem-rss-deriv-intercept"/>
     <w:p>
       <w:pPr>
         <w:pStyle w:val="FirstParagraph"/>
@@ -22935,7 +22919,7 @@
         </m:oMath>
       </m:oMathPara>
     </w:p>
-    <w:bookmarkEnd w:id="82"/>
+    <w:bookmarkEnd w:id="83"/>
     <w:p>
       <w:pPr>
         <w:pStyle w:val="FirstParagraph"/>
@@ -22968,7 +22952,7 @@
         <w:t xml:space="preserve">.</w:t>
       </w:r>
     </w:p>
-    <w:bookmarkStart w:id="83" w:name="exr-rss-deriv-slope"/>
+    <w:bookmarkStart w:id="84" w:name="exr-rss-deriv-slope"/>
     <w:p>
       <w:pPr>
         <w:pStyle w:val="BodyText"/>
@@ -23115,8 +23099,8 @@
         <w:t xml:space="preserve">.</w:t>
       </w:r>
     </w:p>
-    <w:bookmarkEnd w:id="83"/>
-    <w:bookmarkStart w:id="84" w:name="sol-rss-deriv-slope"/>
+    <w:bookmarkEnd w:id="84"/>
+    <w:bookmarkStart w:id="85" w:name="sol-rss-deriv-slope"/>
     <w:p>
       <w:pPr>
         <w:pStyle w:val="BodyText"/>
@@ -24785,8 +24769,8 @@
         </m:oMath>
       </m:oMathPara>
     </w:p>
-    <w:bookmarkEnd w:id="84"/>
-    <w:bookmarkStart w:id="85" w:name="lem-rss-deriv-slope"/>
+    <w:bookmarkEnd w:id="85"/>
+    <w:bookmarkStart w:id="86" w:name="lem-rss-deriv-slope"/>
     <w:p>
       <w:pPr>
         <w:pStyle w:val="FirstParagraph"/>
@@ -25074,7 +25058,7 @@
         </m:oMath>
       </m:oMathPara>
     </w:p>
-    <w:bookmarkEnd w:id="85"/>
+    <w:bookmarkEnd w:id="86"/>
     <w:p>
       <w:pPr>
         <w:pStyle w:val="FirstParagraph"/>
@@ -25107,7 +25091,7 @@
         <w:t xml:space="preserve">.</w:t>
       </w:r>
     </w:p>
-    <w:bookmarkStart w:id="86" w:name="exr-solve-normal-equations"/>
+    <w:bookmarkStart w:id="87" w:name="exr-solve-normal-equations"/>
     <w:p>
       <w:pPr>
         <w:pStyle w:val="BodyText"/>
@@ -25275,8 +25259,8 @@
         <w:t xml:space="preserve">).</w:t>
       </w:r>
     </w:p>
-    <w:bookmarkEnd w:id="86"/>
-    <w:bookmarkStart w:id="87" w:name="sol-solve-normal-equations"/>
+    <w:bookmarkEnd w:id="87"/>
+    <w:bookmarkStart w:id="88" w:name="sol-solve-normal-equations"/>
     <w:p>
       <w:pPr>
         <w:pStyle w:val="BodyText"/>
@@ -30330,8 +30314,8 @@
         <w:t xml:space="preserve">.</w:t>
       </w:r>
     </w:p>
-    <w:bookmarkEnd w:id="87"/>
-    <w:bookmarkStart w:id="88" w:name="lem-solve-normal-equations"/>
+    <w:bookmarkEnd w:id="88"/>
+    <w:bookmarkStart w:id="89" w:name="lem-solve-normal-equations"/>
     <w:p>
       <w:pPr>
         <w:pStyle w:val="BodyText"/>
@@ -30559,7 +30543,7 @@
         </m:oMath>
       </m:oMathPara>
     </w:p>
-    <w:bookmarkEnd w:id="88"/>
+    <w:bookmarkEnd w:id="89"/>
     <w:p>
       <w:pPr>
         <w:pStyle w:val="FirstParagraph"/>
@@ -30592,7 +30576,7 @@
         <w:t xml:space="preserve">.</w:t>
       </w:r>
     </w:p>
-    <w:bookmarkStart w:id="89" w:name="exr-rss-hessian"/>
+    <w:bookmarkStart w:id="90" w:name="exr-rss-hessian"/>
     <w:p>
       <w:pPr>
         <w:pStyle w:val="BodyText"/>
@@ -30783,8 +30767,8 @@
         <w:t xml:space="preserve">).</w:t>
       </w:r>
     </w:p>
-    <w:bookmarkEnd w:id="89"/>
-    <w:bookmarkStart w:id="90" w:name="sol-rss-hessian"/>
+    <w:bookmarkEnd w:id="90"/>
+    <w:bookmarkStart w:id="91" w:name="sol-rss-hessian"/>
     <w:p>
       <w:pPr>
         <w:pStyle w:val="BodyText"/>
@@ -35943,8 +35927,8 @@
         <w:t xml:space="preserve">and a positive determinant is positive definite.</w:t>
       </w:r>
     </w:p>
-    <w:bookmarkEnd w:id="90"/>
-    <w:bookmarkStart w:id="91" w:name="lem-rss-hessian"/>
+    <w:bookmarkEnd w:id="91"/>
+    <w:bookmarkStart w:id="92" w:name="lem-rss-hessian"/>
     <w:p>
       <w:pPr>
         <w:pStyle w:val="BodyText"/>
@@ -36344,7 +36328,7 @@
         </m:oMath>
       </m:oMathPara>
     </w:p>
-    <w:bookmarkEnd w:id="91"/>
+    <w:bookmarkEnd w:id="92"/>
     <w:p>
       <w:pPr>
         <w:pStyle w:val="FirstParagraph"/>
@@ -36377,7 +36361,7 @@
         <w:t xml:space="preserve">.</w:t>
       </w:r>
     </w:p>
-    <w:bookmarkStart w:id="92" w:name="thm-ols-slr"/>
+    <w:bookmarkStart w:id="93" w:name="thm-ols-slr"/>
     <w:p>
       <w:pPr>
         <w:pStyle w:val="BodyText"/>
@@ -36649,7 +36633,7 @@
         </m:oMath>
       </m:oMathPara>
     </w:p>
-    <w:bookmarkEnd w:id="92"/>
+    <w:bookmarkEnd w:id="93"/>
     <w:p>
       <w:pPr>
         <w:pStyle w:val="FirstParagraph"/>
@@ -37014,7 +36998,7 @@
         <w:t xml:space="preserve">instead of differentiating with respect to each component separately.</w:t>
       </w:r>
     </w:p>
-    <w:bookmarkStart w:id="93" w:name="def-slr-covariate-vector"/>
+    <w:bookmarkStart w:id="94" w:name="def-slr-covariate-vector"/>
     <w:p>
       <w:pPr>
         <w:pStyle w:val="BodyText"/>
@@ -37116,8 +37100,8 @@
     $$</w:t>
       </w:r>
     </w:p>
-    <w:bookmarkEnd w:id="93"/>
-    <w:bookmarkStart w:id="94" w:name="exr-slr-mean-dot-product"/>
+    <w:bookmarkEnd w:id="94"/>
+    <w:bookmarkStart w:id="95" w:name="exr-slr-mean-dot-product"/>
     <w:p>
       <w:pPr>
         <w:pStyle w:val="FirstParagraph"/>
@@ -37249,8 +37233,8 @@
         <w:t xml:space="preserve">).</w:t>
       </w:r>
     </w:p>
-    <w:bookmarkEnd w:id="94"/>
-    <w:bookmarkStart w:id="95" w:name="sol-slr-mean-dot-product"/>
+    <w:bookmarkEnd w:id="95"/>
+    <w:bookmarkStart w:id="96" w:name="sol-slr-mean-dot-product"/>
     <w:p>
       <w:pPr>
         <w:pStyle w:val="BodyText"/>
@@ -37310,8 +37294,8 @@
         <w:t xml:space="preserve">.</w:t>
       </w:r>
     </w:p>
-    <w:bookmarkEnd w:id="95"/>
-    <w:bookmarkStart w:id="96" w:name="lem-slr-mean-dot-product"/>
+    <w:bookmarkEnd w:id="96"/>
+    <w:bookmarkStart w:id="97" w:name="lem-slr-mean-dot-product"/>
     <w:p>
       <w:pPr>
         <w:pStyle w:val="BodyText"/>
@@ -37415,7 +37399,7 @@
         <w:t xml:space="preserve">$$\mu(x_i) = \mathord{\smash[b]{\underset{\raise.3ex\hbox{$\scriptstyle\sim$}}{x}}\vphantom{x}}_i \cdot \mathord{\smash[b]{\underset{\raise.3ex\hbox{$\scriptstyle\sim$}}{\beta}}\vphantom{\beta}}.$$</w:t>
       </w:r>
     </w:p>
-    <w:bookmarkEnd w:id="96"/>
+    <w:bookmarkEnd w:id="97"/>
     <w:p>
       <w:pPr>
         <w:pStyle w:val="FirstParagraph"/>
@@ -37448,7 +37432,7 @@
         <w:t xml:space="preserve">.</w:t>
       </w:r>
     </w:p>
-    <w:bookmarkStart w:id="97" w:name="exm-rss-vector"/>
+    <w:bookmarkStart w:id="98" w:name="exm-rss-vector"/>
     <w:p>
       <w:pPr>
         <w:pStyle w:val="BodyText"/>
@@ -37624,8 +37608,8 @@
     $$</w:t>
       </w:r>
     </w:p>
-    <w:bookmarkEnd w:id="97"/>
-    <w:bookmarkStart w:id="98" w:name="exr-rss-gradient-vector"/>
+    <w:bookmarkEnd w:id="98"/>
+    <w:bookmarkStart w:id="99" w:name="exr-rss-gradient-vector"/>
     <w:p>
       <w:pPr>
         <w:pStyle w:val="FirstParagraph"/>
@@ -37688,8 +37672,8 @@
         <w:t xml:space="preserve">rather than one component at a time.</w:t>
       </w:r>
     </w:p>
-    <w:bookmarkEnd w:id="98"/>
-    <w:bookmarkStart w:id="99" w:name="sol-rss-gradient-vector"/>
+    <w:bookmarkEnd w:id="99"/>
+    <w:bookmarkStart w:id="100" w:name="sol-rss-gradient-vector"/>
     <w:p>
       <w:pPr>
         <w:pStyle w:val="BodyText"/>
@@ -37869,8 +37853,8 @@
     $$</w:t>
       </w:r>
     </w:p>
-    <w:bookmarkEnd w:id="99"/>
-    <w:bookmarkStart w:id="100" w:name="lem-rss-gradient-vector"/>
+    <w:bookmarkEnd w:id="100"/>
+    <w:bookmarkStart w:id="101" w:name="lem-rss-gradient-vector"/>
     <w:p>
       <w:pPr>
         <w:pStyle w:val="FirstParagraph"/>
@@ -37909,7 +37893,7 @@
     = -2 \sum_{i=1}^n\mathord{\smash[b]{\underset{\raise.3ex\hbox{$\scriptstyle\sim$}}{x}}\vphantom{x}}_i\mathopen{}\left(y_i- \mathord{\smash[b]{\underset{\raise.3ex\hbox{$\scriptstyle\sim$}}{x}}\vphantom{x}}_i \cdot \mathord{\smash[b]{\underset{\raise.3ex\hbox{$\scriptstyle\sim$}}{\beta}}\vphantom{\beta}}\right)\mathclose{}.$$</w:t>
       </w:r>
     </w:p>
-    <w:bookmarkEnd w:id="100"/>
+    <w:bookmarkEnd w:id="101"/>
     <w:p>
       <w:pPr>
         <w:pStyle w:val="FirstParagraph"/>
@@ -37942,7 +37926,7 @@
         <w:t xml:space="preserve">.</w:t>
       </w:r>
     </w:p>
-    <w:bookmarkStart w:id="101" w:name="exr-normal-equations-vector"/>
+    <w:bookmarkStart w:id="102" w:name="exr-normal-equations-vector"/>
     <w:p>
       <w:pPr>
         <w:pStyle w:val="BodyText"/>
@@ -38027,8 +38011,8 @@
         <w:t xml:space="preserve">.</w:t>
       </w:r>
     </w:p>
-    <w:bookmarkEnd w:id="101"/>
-    <w:bookmarkStart w:id="102" w:name="sol-normal-equations-vector"/>
+    <w:bookmarkEnd w:id="102"/>
+    <w:bookmarkStart w:id="103" w:name="sol-normal-equations-vector"/>
     <w:p>
       <w:pPr>
         <w:pStyle w:val="BodyText"/>
@@ -38194,8 +38178,8 @@
     $$</w:t>
       </w:r>
     </w:p>
-    <w:bookmarkEnd w:id="102"/>
-    <w:bookmarkStart w:id="103" w:name="lem-normal-equations-vector"/>
+    <w:bookmarkEnd w:id="103"/>
+    <w:bookmarkStart w:id="104" w:name="lem-normal-equations-vector"/>
     <w:p>
       <w:pPr>
         <w:pStyle w:val="FirstParagraph"/>
@@ -38265,7 +38249,7 @@
         <w:t xml:space="preserve">$$A \mathord{\smash[b]{\underset{\raise.3ex\hbox{$\scriptstyle\sim$}}{\beta}}\vphantom{\beta}}= \mathord{\smash[b]{\underset{\raise.3ex\hbox{$\scriptstyle\sim$}}{c}}\vphantom{c}}.$$</w:t>
       </w:r>
     </w:p>
-    <w:bookmarkEnd w:id="103"/>
+    <w:bookmarkEnd w:id="104"/>
     <w:p>
       <w:pPr>
         <w:pStyle w:val="FirstParagraph"/>
@@ -38298,7 +38282,7 @@
         <w:t xml:space="preserve">.</w:t>
       </w:r>
     </w:p>
-    <w:bookmarkStart w:id="104" w:name="exr-solve-normal-equations-vector"/>
+    <w:bookmarkStart w:id="105" w:name="exr-solve-normal-equations-vector"/>
     <w:p>
       <w:pPr>
         <w:pStyle w:val="BodyText"/>
@@ -38447,8 +38431,8 @@
         <w:t xml:space="preserve">.</w:t>
       </w:r>
     </w:p>
-    <w:bookmarkEnd w:id="104"/>
-    <w:bookmarkStart w:id="105" w:name="sol-solve-normal-equations-vector"/>
+    <w:bookmarkEnd w:id="105"/>
+    <w:bookmarkStart w:id="106" w:name="sol-solve-normal-equations-vector"/>
     <w:p>
       <w:pPr>
         <w:pStyle w:val="BodyText"/>
@@ -41919,8 +41903,8 @@
         <w:t xml:space="preserve">.</w:t>
       </w:r>
     </w:p>
-    <w:bookmarkEnd w:id="105"/>
-    <w:bookmarkStart w:id="106" w:name="lem-solve-normal-equations-vector"/>
+    <w:bookmarkEnd w:id="106"/>
+    <w:bookmarkStart w:id="107" w:name="lem-solve-normal-equations-vector"/>
     <w:p>
       <w:pPr>
         <w:pStyle w:val="BodyText"/>
@@ -42078,7 +42062,7 @@
         <w:t xml:space="preserve">.</w:t>
       </w:r>
     </w:p>
-    <w:bookmarkEnd w:id="106"/>
+    <w:bookmarkEnd w:id="107"/>
     <w:p>
       <w:pPr>
         <w:pStyle w:val="BodyText"/>
@@ -42111,7 +42095,7 @@
         <w:t xml:space="preserve">.</w:t>
       </w:r>
     </w:p>
-    <w:bookmarkStart w:id="108" w:name="exr-rss-hessian-vector"/>
+    <w:bookmarkStart w:id="109" w:name="exr-rss-hessian-vector"/>
     <w:p>
       <w:pPr>
         <w:pStyle w:val="BodyText"/>
@@ -42132,7 +42116,7 @@
       <w:r>
         <w:t xml:space="preserve"> </w:t>
       </w:r>
-      <w:hyperlink r:id="rId107">
+      <w:hyperlink r:id="rId108">
         <w:r>
           <w:rPr>
             <w:rStyle w:val="Hyperlink"/>
@@ -42202,8 +42186,8 @@
         <w:t xml:space="preserve">).</w:t>
       </w:r>
     </w:p>
-    <w:bookmarkEnd w:id="108"/>
-    <w:bookmarkStart w:id="109" w:name="sol-rss-hessian-vector"/>
+    <w:bookmarkEnd w:id="109"/>
+    <w:bookmarkStart w:id="110" w:name="sol-rss-hessian-vector"/>
     <w:p>
       <w:pPr>
         <w:pStyle w:val="BodyText"/>
@@ -42787,8 +42771,8 @@
         <w:t xml:space="preserve">.</w:t>
       </w:r>
     </w:p>
-    <w:bookmarkEnd w:id="109"/>
-    <w:bookmarkStart w:id="110" w:name="lem-rss-hessian-vector"/>
+    <w:bookmarkEnd w:id="110"/>
+    <w:bookmarkStart w:id="111" w:name="lem-rss-hessian-vector"/>
     <w:p>
       <w:pPr>
         <w:pStyle w:val="BodyText"/>
@@ -42809,7 +42793,7 @@
       <w:r>
         <w:t xml:space="preserve"> </w:t>
       </w:r>
-      <w:hyperlink r:id="rId107">
+      <w:hyperlink r:id="rId108">
         <w:r>
           <w:rPr>
             <w:rStyle w:val="Hyperlink"/>
@@ -42901,7 +42885,7 @@
         <w:t xml:space="preserve">).</w:t>
       </w:r>
     </w:p>
-    <w:bookmarkEnd w:id="110"/>
+    <w:bookmarkEnd w:id="111"/>
     <w:p>
       <w:pPr>
         <w:pStyle w:val="BodyText"/>
@@ -42934,7 +42918,7 @@
         <w:t xml:space="preserve">.</w:t>
       </w:r>
     </w:p>
-    <w:bookmarkStart w:id="111" w:name="thm-ols-slr-vector"/>
+    <w:bookmarkStart w:id="112" w:name="thm-ols-slr-vector"/>
     <w:p>
       <w:pPr>
         <w:pStyle w:val="BodyText"/>
@@ -43068,7 +43052,7 @@
         <w:t xml:space="preserve">.</w:t>
       </w:r>
     </w:p>
-    <w:bookmarkEnd w:id="111"/>
+    <w:bookmarkEnd w:id="112"/>
     <w:p>
       <w:pPr>
         <w:pStyle w:val="BodyText"/>
@@ -43318,7 +43302,7 @@
         <w:t xml:space="preserve">is its unique global minimum.</w:t>
       </w:r>
     </w:p>
-    <w:bookmarkStart w:id="113" w:name="exr-ols-slope-r"/>
+    <w:bookmarkStart w:id="114" w:name="exr-ols-slope-r"/>
     <w:p>
       <w:pPr>
         <w:pStyle w:val="BodyText"/>
@@ -43473,7 +43457,7 @@
       <w:r>
         <w:t xml:space="preserve"> </w:t>
       </w:r>
-      <w:hyperlink r:id="rId14">
+      <w:hyperlink r:id="rId15">
         <w:r>
           <w:rPr>
             <w:rStyle w:val="Hyperlink"/>
@@ -43498,7 +43482,7 @@
       <w:r>
         <w:t xml:space="preserve"> </w:t>
       </w:r>
-      <w:hyperlink r:id="rId112">
+      <w:hyperlink r:id="rId113">
         <w:r>
           <w:rPr>
             <w:rStyle w:val="Hyperlink"/>
@@ -43596,8 +43580,8 @@
         <w:t xml:space="preserve">.</w:t>
       </w:r>
     </w:p>
-    <w:bookmarkEnd w:id="113"/>
-    <w:bookmarkStart w:id="114" w:name="sol-ols-slope-r"/>
+    <w:bookmarkEnd w:id="114"/>
+    <w:bookmarkStart w:id="115" w:name="sol-ols-slope-r"/>
     <w:p>
       <w:pPr>
         <w:pStyle w:val="BodyText"/>
@@ -45236,8 +45220,8 @@
         </m:oMath>
       </m:oMathPara>
     </w:p>
-    <w:bookmarkEnd w:id="114"/>
-    <w:bookmarkStart w:id="115" w:name="cor-ols-slope-r"/>
+    <w:bookmarkEnd w:id="115"/>
+    <w:bookmarkStart w:id="116" w:name="cor-ols-slope-r"/>
     <w:p>
       <w:pPr>
         <w:pStyle w:val="FirstParagraph"/>
@@ -45443,7 +45427,7 @@
       <w:r>
         <w:t xml:space="preserve"> </w:t>
       </w:r>
-      <w:hyperlink r:id="rId14">
+      <w:hyperlink r:id="rId15">
         <w:r>
           <w:rPr>
             <w:rStyle w:val="Hyperlink"/>
@@ -45506,7 +45490,7 @@
       <w:r>
         <w:t xml:space="preserve"> </w:t>
       </w:r>
-      <w:hyperlink r:id="rId112">
+      <w:hyperlink r:id="rId113">
         <w:r>
           <w:rPr>
             <w:rStyle w:val="Hyperlink"/>
@@ -45564,7 +45548,7 @@
         <w:t xml:space="preserve">.</w:t>
       </w:r>
     </w:p>
-    <w:bookmarkEnd w:id="115"/>
+    <w:bookmarkEnd w:id="116"/>
     <w:p>
       <w:pPr>
         <w:pStyle w:val="BodyText"/>
@@ -45638,18 +45622,18 @@
                 <wp:inline>
                   <wp:extent cx="152400" cy="152400"/>
                   <wp:effectExtent b="0" l="0" r="0" t="0"/>
-                  <wp:docPr descr="" title="" id="117" name="Picture"/>
+                  <wp:docPr descr="" title="" id="118" name="Picture"/>
                   <a:graphic>
                     <a:graphicData uri="http://schemas.openxmlformats.org/drawingml/2006/picture">
                       <pic:pic>
                         <pic:nvPicPr>
-                          <pic:cNvPr descr="/opt/quarto/share/formats/docx/tip.png" id="118" name="Picture"/>
+                          <pic:cNvPr descr="/opt/quarto/share/formats/docx/tip.png" id="119" name="Picture"/>
                           <pic:cNvPicPr>
                             <a:picLocks noChangeArrowheads="1" noChangeAspect="1"/>
                           </pic:cNvPicPr>
                         </pic:nvPicPr>
                         <pic:blipFill>
-                          <a:blip r:embed="rId116"/>
+                          <a:blip r:embed="rId117"/>
                           <a:stretch>
                             <a:fillRect/>
                           </a:stretch>
@@ -45711,7 +45695,7 @@
             <w:r>
               <w:t xml:space="preserve"> </w:t>
             </w:r>
-            <w:hyperlink r:id="rId119">
+            <w:hyperlink r:id="rId120">
               <w:r>
                 <w:rPr>
                   <w:rStyle w:val="Hyperlink"/>
@@ -45755,7 +45739,7 @@
             <w:r>
               <w:t xml:space="preserve"> </w:t>
             </w:r>
-            <w:hyperlink r:id="rId120">
+            <w:hyperlink r:id="rId121">
               <w:r>
                 <w:rPr>
                   <w:rStyle w:val="Hyperlink"/>
@@ -45825,8 +45809,8 @@
         <w:t xml:space="preserve">covers slope and intercept properties.</w:t>
       </w:r>
     </w:p>
-    <w:bookmarkEnd w:id="121"/>
-    <w:bookmarkStart w:id="127" w:name="sec-slr-R"/>
+    <w:bookmarkEnd w:id="122"/>
+    <w:bookmarkStart w:id="128" w:name="sec-slr-R"/>
     <w:p>
       <w:pPr>
         <w:pStyle w:val="Heading3"/>
@@ -45835,7 +45819,7 @@
         <w:t xml:space="preserve">3.3 Fitting a simple linear regression in R</w:t>
       </w:r>
     </w:p>
-    <w:bookmarkStart w:id="126" w:name="exm-hers-slr"/>
+    <w:bookmarkStart w:id="127" w:name="exm-hers-slr"/>
     <w:p>
       <w:pPr>
         <w:pStyle w:val="FirstParagraph"/>
@@ -47122,7 +47106,7 @@
       <w:tr>
         <w:tc>
           <w:tcPr/>
-          <w:bookmarkStart w:id="125" w:name="fig-hers-slr"/>
+          <w:bookmarkStart w:id="126" w:name="fig-hers-slr"/>
           <w:p>
             <w:pPr>
               <w:pStyle w:val="SourceCode"/>
@@ -47501,18 +47485,18 @@
                 <wp:inline>
                   <wp:extent cx="4620126" cy="3696101"/>
                   <wp:effectExtent b="0" l="0" r="0" t="0"/>
-                  <wp:docPr descr="" title="" id="123" name="Picture"/>
+                  <wp:docPr descr="" title="" id="124" name="Picture"/>
                   <a:graphic>
                     <a:graphicData uri="http://schemas.openxmlformats.org/drawingml/2006/picture">
                       <pic:pic>
                         <pic:nvPicPr>
-                          <pic:cNvPr descr="correlation-regression_files/figure-docx/unnamed-chunk-9-1.png" id="124" name="Picture"/>
+                          <pic:cNvPr descr="correlation-regression_files/figure-docx/unnamed-chunk-9-1.png" id="125" name="Picture"/>
                           <pic:cNvPicPr>
                             <a:picLocks noChangeArrowheads="1" noChangeAspect="1"/>
                           </pic:cNvPicPr>
                         </pic:nvPicPr>
                         <pic:blipFill>
-                          <a:blip r:embed="rId122"/>
+                          <a:blip r:embed="rId123"/>
                           <a:stretch>
                             <a:fillRect/>
                           </a:stretch>
@@ -47552,7 +47536,7 @@
               <w:t xml:space="preserve">Figure 4: Fasting glucose against BMI in HERS, with the OLS line</w:t>
             </w:r>
           </w:p>
-          <w:bookmarkEnd w:id="125"/>
+          <w:bookmarkEnd w:id="126"/>
         </w:tc>
       </w:tr>
     </w:tbl>
@@ -47666,9 +47650,9 @@
         <w:t xml:space="preserve">.</w:t>
       </w:r>
     </w:p>
-    <w:bookmarkEnd w:id="126"/>
     <w:bookmarkEnd w:id="127"/>
-    <w:bookmarkStart w:id="141" w:name="sec-r-squared"/>
+    <w:bookmarkEnd w:id="128"/>
+    <w:bookmarkStart w:id="142" w:name="sec-r-squared"/>
     <w:p>
       <w:pPr>
         <w:pStyle w:val="Heading3"/>
@@ -47677,7 +47661,7 @@
         <w:t xml:space="preserve">3.4 The coefficient of determination</w:t>
       </w:r>
     </w:p>
-    <w:bookmarkStart w:id="128" w:name="def-tss"/>
+    <w:bookmarkStart w:id="129" w:name="def-tss"/>
     <w:p>
       <w:pPr>
         <w:pStyle w:val="FirstParagraph"/>
@@ -47904,8 +47888,8 @@
         <w:t xml:space="preserve">.</w:t>
       </w:r>
     </w:p>
-    <w:bookmarkEnd w:id="128"/>
-    <w:bookmarkStart w:id="129" w:name="exm-tss"/>
+    <w:bookmarkEnd w:id="129"/>
+    <w:bookmarkStart w:id="130" w:name="exm-tss"/>
     <w:p>
       <w:pPr>
         <w:pStyle w:val="BodyText"/>
@@ -48249,8 +48233,8 @@
         </m:oMath>
       </m:oMathPara>
     </w:p>
-    <w:bookmarkEnd w:id="129"/>
-    <w:bookmarkStart w:id="130" w:name="def-r-squared"/>
+    <w:bookmarkEnd w:id="130"/>
+    <w:bookmarkStart w:id="131" w:name="def-r-squared"/>
     <w:p>
       <w:pPr>
         <w:pStyle w:val="FirstParagraph"/>
@@ -48340,16 +48324,7 @@
         <w:t xml:space="preserve"> </w:t>
       </w:r>
       <w:r>
-        <w:t xml:space="preserve">of its outcomes</w:t>
-      </w:r>
-      <w:r>
-        <w:t xml:space="preserve"> </w:t>
-      </w:r>
-      <w:r>
-        <w:t xml:space="preserve">[14]</w:t>
-      </w:r>
-      <w:r>
-        <w:t xml:space="preserve">:</w:t>
+        <w:t xml:space="preserve">of its outcomes:</w:t>
       </w:r>
     </w:p>
     <w:p>
@@ -48377,8 +48352,8 @@
         <w:t xml:space="preserve">.</w:t>
       </w:r>
     </w:p>
-    <w:bookmarkEnd w:id="130"/>
-    <w:bookmarkStart w:id="131" w:name="rem-r-squared-interpretation"/>
+    <w:bookmarkEnd w:id="131"/>
+    <w:bookmarkStart w:id="132" w:name="rem-r-squared-interpretation"/>
     <w:p>
       <w:pPr>
         <w:pStyle w:val="BodyText"/>
@@ -48439,8 +48414,8 @@
         <w:t xml:space="preserve">.</w:t>
       </w:r>
     </w:p>
-    <w:bookmarkEnd w:id="131"/>
-    <w:bookmarkStart w:id="132" w:name="exr-rss-ols-fit"/>
+    <w:bookmarkEnd w:id="132"/>
+    <w:bookmarkStart w:id="133" w:name="exr-rss-ols-fit"/>
     <w:p>
       <w:pPr>
         <w:pStyle w:val="BodyText"/>
@@ -48740,8 +48715,8 @@
         <w:t xml:space="preserve">.</w:t>
       </w:r>
     </w:p>
-    <w:bookmarkEnd w:id="132"/>
-    <w:bookmarkStart w:id="134" w:name="sol-rss-ols-fit"/>
+    <w:bookmarkEnd w:id="133"/>
+    <w:bookmarkStart w:id="135" w:name="sol-rss-ols-fit"/>
     <w:p>
       <w:pPr>
         <w:pStyle w:val="BodyText"/>
@@ -48762,7 +48737,7 @@
       <w:r>
         <w:t xml:space="preserve"> </w:t>
       </w:r>
-      <w:hyperlink r:id="rId133">
+      <w:hyperlink r:id="rId134">
         <w:r>
           <w:rPr>
             <w:rStyle w:val="Hyperlink"/>
@@ -48874,7 +48849,7 @@
       <w:r>
         <w:t xml:space="preserve"> </w:t>
       </w:r>
-      <w:hyperlink r:id="rId50">
+      <w:hyperlink r:id="rId51">
         <w:r>
           <w:rPr>
             <w:rStyle w:val="Hyperlink"/>
@@ -52843,8 +52818,8 @@
         </m:oMath>
       </m:oMathPara>
     </w:p>
-    <w:bookmarkEnd w:id="134"/>
-    <w:bookmarkStart w:id="135" w:name="lem-rss-ols-fit"/>
+    <w:bookmarkEnd w:id="135"/>
+    <w:bookmarkStart w:id="136" w:name="lem-rss-ols-fit"/>
     <w:p>
       <w:pPr>
         <w:pStyle w:val="FirstParagraph"/>
@@ -53147,7 +53122,7 @@
         </m:oMath>
       </m:oMathPara>
     </w:p>
-    <w:bookmarkEnd w:id="135"/>
+    <w:bookmarkEnd w:id="136"/>
     <w:p>
       <w:pPr>
         <w:pStyle w:val="FirstParagraph"/>
@@ -53180,7 +53155,7 @@
         <w:t xml:space="preserve">.</w:t>
       </w:r>
     </w:p>
-    <w:bookmarkStart w:id="136" w:name="exr-r-squared-slr"/>
+    <w:bookmarkStart w:id="137" w:name="exr-r-squared-slr"/>
     <w:p>
       <w:pPr>
         <w:pStyle w:val="BodyText"/>
@@ -53373,7 +53348,7 @@
       <w:r>
         <w:t xml:space="preserve"> </w:t>
       </w:r>
-      <w:hyperlink r:id="rId14">
+      <w:hyperlink r:id="rId15">
         <w:r>
           <w:rPr>
             <w:rStyle w:val="Hyperlink"/>
@@ -53437,8 +53412,8 @@
         <w:t xml:space="preserve">.</w:t>
       </w:r>
     </w:p>
-    <w:bookmarkEnd w:id="136"/>
-    <w:bookmarkStart w:id="138" w:name="sol-r-squared-slr"/>
+    <w:bookmarkEnd w:id="137"/>
+    <w:bookmarkStart w:id="139" w:name="sol-r-squared-slr"/>
     <w:p>
       <w:pPr>
         <w:pStyle w:val="BodyText"/>
@@ -53613,7 +53588,7 @@
       <w:r>
         <w:t xml:space="preserve">(</w:t>
       </w:r>
-      <w:hyperlink r:id="rId137">
+      <w:hyperlink r:id="rId138">
         <w:r>
           <w:rPr>
             <w:rStyle w:val="Hyperlink"/>
@@ -53663,8 +53638,8 @@
         <w:t xml:space="preserve">.</w:t>
       </w:r>
     </w:p>
-    <w:bookmarkEnd w:id="138"/>
-    <w:bookmarkStart w:id="139" w:name="thm-r-squared-slr"/>
+    <w:bookmarkEnd w:id="139"/>
+    <w:bookmarkStart w:id="140" w:name="thm-r-squared-slr"/>
     <w:p>
       <w:pPr>
         <w:pStyle w:val="BodyText"/>
@@ -53823,7 +53798,7 @@
       <w:r>
         <w:t xml:space="preserve"> </w:t>
       </w:r>
-      <w:hyperlink r:id="rId14">
+      <w:hyperlink r:id="rId15">
         <w:r>
           <w:rPr>
             <w:rStyle w:val="Hyperlink"/>
@@ -53992,7 +53967,7 @@
         </m:oMath>
       </m:oMathPara>
     </w:p>
-    <w:bookmarkEnd w:id="139"/>
+    <w:bookmarkEnd w:id="140"/>
     <w:p>
       <w:pPr>
         <w:pStyle w:val="FirstParagraph"/>
@@ -54045,7 +54020,7 @@
         <w:t xml:space="preserve">.</w:t>
       </w:r>
     </w:p>
-    <w:bookmarkStart w:id="140" w:name="exm-hers-r-squared"/>
+    <w:bookmarkStart w:id="141" w:name="exm-hers-r-squared"/>
     <w:p>
       <w:pPr>
         <w:pStyle w:val="BodyText"/>
@@ -54600,7 +54575,7 @@
         <w:t xml:space="preserve">variation in baseline fasting glucose.</w:t>
       </w:r>
     </w:p>
-    <w:bookmarkEnd w:id="140"/>
+    <w:bookmarkEnd w:id="141"/>
     <w:p>
       <w:pPr>
         <w:pStyle w:val="Compact"/>
@@ -54637,8 +54612,8 @@
         <w:t xml:space="preserve">covers assessing the fit of a regression line.</w:t>
       </w:r>
     </w:p>
-    <w:bookmarkEnd w:id="141"/>
-    <w:bookmarkStart w:id="143" w:name="further-reading"/>
+    <w:bookmarkEnd w:id="142"/>
+    <w:bookmarkStart w:id="144" w:name="further-reading"/>
     <w:p>
       <w:pPr>
         <w:pStyle w:val="Heading3"/>
@@ -54651,7 +54626,7 @@
       <w:pPr>
         <w:pStyle w:val="FirstParagraph"/>
       </w:pPr>
-      <w:hyperlink r:id="rId142">
+      <w:hyperlink r:id="rId143">
         <w:r>
           <w:rPr>
             <w:rStyle w:val="Hyperlink"/>
@@ -54684,9 +54659,9 @@
         <w:t xml:space="preserve">cover linear regression in Chapter 4.</w:t>
       </w:r>
     </w:p>
-    <w:bookmarkEnd w:id="143"/>
     <w:bookmarkEnd w:id="144"/>
-    <w:bookmarkStart w:id="172" w:name="references"/>
+    <w:bookmarkEnd w:id="145"/>
+    <w:bookmarkStart w:id="173" w:name="references"/>
     <w:p>
       <w:pPr>
         <w:pStyle w:val="Heading2"/>
@@ -54695,8 +54670,8 @@
         <w:t xml:space="preserve">References</w:t>
       </w:r>
     </w:p>
-    <w:bookmarkStart w:id="171" w:name="refs"/>
-    <w:bookmarkStart w:id="146" w:name="ref-vittinghoff2e"/>
+    <w:bookmarkStart w:id="172" w:name="refs"/>
+    <w:bookmarkStart w:id="147" w:name="ref-vittinghoff2e"/>
     <w:p>
       <w:pPr>
         <w:pStyle w:val="Bibliography"/>
@@ -54729,7 +54704,7 @@
       <w:r>
         <w:t xml:space="preserve"> </w:t>
       </w:r>
-      <w:hyperlink r:id="rId145">
+      <w:hyperlink r:id="rId146">
         <w:r>
           <w:rPr>
             <w:rStyle w:val="Hyperlink"/>
@@ -54741,8 +54716,8 @@
         <w:t xml:space="preserve">.</w:t>
       </w:r>
     </w:p>
-    <w:bookmarkEnd w:id="146"/>
-    <w:bookmarkStart w:id="148" w:name="X9c68751dcff429bb8eebfb08e71b6f746222990"/>
+    <w:bookmarkEnd w:id="147"/>
+    <w:bookmarkStart w:id="149" w:name="X9c68751dcff429bb8eebfb08e71b6f746222990"/>
     <w:p>
       <w:pPr>
         <w:pStyle w:val="Bibliography"/>
@@ -54789,7 +54764,7 @@
       <w:r>
         <w:t xml:space="preserve"> </w:t>
       </w:r>
-      <w:hyperlink r:id="rId147">
+      <w:hyperlink r:id="rId148">
         <w:r>
           <w:rPr>
             <w:rStyle w:val="Hyperlink"/>
@@ -54798,8 +54773,8 @@
         </w:r>
       </w:hyperlink>
     </w:p>
-    <w:bookmarkEnd w:id="148"/>
-    <w:bookmarkStart w:id="149" w:name="ref-hoggtanis2015"/>
+    <w:bookmarkEnd w:id="149"/>
+    <w:bookmarkStart w:id="150" w:name="ref-hoggtanis2015"/>
     <w:p>
       <w:pPr>
         <w:pStyle w:val="Bibliography"/>
@@ -54830,8 +54805,8 @@
         <w:t xml:space="preserve">, Tenth edition. Boston: Pearson, 2019.</w:t>
       </w:r>
     </w:p>
-    <w:bookmarkEnd w:id="149"/>
-    <w:bookmarkStart w:id="150" w:name="ref-rice2007mathematical"/>
+    <w:bookmarkEnd w:id="150"/>
+    <w:bookmarkStart w:id="151" w:name="ref-rice2007mathematical"/>
     <w:p>
       <w:pPr>
         <w:pStyle w:val="Bibliography"/>
@@ -54862,8 +54837,8 @@
         <w:t xml:space="preserve">, 3rd ed. Belmont, CA: Cengage Learning, 2007.</w:t>
       </w:r>
     </w:p>
-    <w:bookmarkEnd w:id="150"/>
-    <w:bookmarkStart w:id="152" w:name="Xa16f107eac264c6362bfc3672301bd764727388"/>
+    <w:bookmarkEnd w:id="151"/>
+    <w:bookmarkStart w:id="153" w:name="Xa16f107eac264c6362bfc3672301bd764727388"/>
     <w:p>
       <w:pPr>
         <w:pStyle w:val="Bibliography"/>
@@ -54910,7 +54885,7 @@
       <w:r>
         <w:t xml:space="preserve"> </w:t>
       </w:r>
-      <w:hyperlink r:id="rId151">
+      <w:hyperlink r:id="rId152">
         <w:r>
           <w:rPr>
             <w:rStyle w:val="Hyperlink"/>
@@ -54919,8 +54894,8 @@
         </w:r>
       </w:hyperlink>
     </w:p>
-    <w:bookmarkEnd w:id="152"/>
-    <w:bookmarkStart w:id="154" w:name="X77ec95df2e524293cd476e93fa6c354ef0dc636"/>
+    <w:bookmarkEnd w:id="153"/>
+    <w:bookmarkStart w:id="155" w:name="X77ec95df2e524293cd476e93fa6c354ef0dc636"/>
     <w:p>
       <w:pPr>
         <w:pStyle w:val="Bibliography"/>
@@ -54967,7 +54942,7 @@
       <w:r>
         <w:t xml:space="preserve"> </w:t>
       </w:r>
-      <w:hyperlink r:id="rId153">
+      <w:hyperlink r:id="rId154">
         <w:r>
           <w:rPr>
             <w:rStyle w:val="Hyperlink"/>
@@ -54976,8 +54951,8 @@
         </w:r>
       </w:hyperlink>
     </w:p>
-    <w:bookmarkEnd w:id="154"/>
-    <w:bookmarkStart w:id="156" w:name="ref-wikipedia_linear_regression"/>
+    <w:bookmarkEnd w:id="155"/>
+    <w:bookmarkStart w:id="157" w:name="ref-wikipedia_linear_regression"/>
     <w:p>
       <w:pPr>
         <w:pStyle w:val="Bibliography"/>
@@ -55024,7 +54999,7 @@
       <w:r>
         <w:t xml:space="preserve"> </w:t>
       </w:r>
-      <w:hyperlink r:id="rId155">
+      <w:hyperlink r:id="rId156">
         <w:r>
           <w:rPr>
             <w:rStyle w:val="Hyperlink"/>
@@ -55033,8 +55008,8 @@
         </w:r>
       </w:hyperlink>
     </w:p>
-    <w:bookmarkEnd w:id="156"/>
-    <w:bookmarkStart w:id="158" w:name="ref-wikipedia_simple_linear_regression"/>
+    <w:bookmarkEnd w:id="157"/>
+    <w:bookmarkStart w:id="159" w:name="ref-wikipedia_simple_linear_regression"/>
     <w:p>
       <w:pPr>
         <w:pStyle w:val="Bibliography"/>
@@ -55081,7 +55056,7 @@
       <w:r>
         <w:t xml:space="preserve"> </w:t>
       </w:r>
-      <w:hyperlink r:id="rId157">
+      <w:hyperlink r:id="rId158">
         <w:r>
           <w:rPr>
             <w:rStyle w:val="Hyperlink"/>
@@ -55090,8 +55065,8 @@
         </w:r>
       </w:hyperlink>
     </w:p>
-    <w:bookmarkEnd w:id="158"/>
-    <w:bookmarkStart w:id="160" w:name="ref-wikipedia_residual_sum_of_squares"/>
+    <w:bookmarkEnd w:id="159"/>
+    <w:bookmarkStart w:id="161" w:name="ref-wikipedia_residual_sum_of_squares"/>
     <w:p>
       <w:pPr>
         <w:pStyle w:val="Bibliography"/>
@@ -55138,7 +55113,7 @@
       <w:r>
         <w:t xml:space="preserve"> </w:t>
       </w:r>
-      <w:hyperlink r:id="rId159">
+      <w:hyperlink r:id="rId160">
         <w:r>
           <w:rPr>
             <w:rStyle w:val="Hyperlink"/>
@@ -55147,8 +55122,8 @@
         </w:r>
       </w:hyperlink>
     </w:p>
-    <w:bookmarkEnd w:id="160"/>
-    <w:bookmarkStart w:id="162" w:name="ref-wikipedia_ordinary_least_squares"/>
+    <w:bookmarkEnd w:id="161"/>
+    <w:bookmarkStart w:id="163" w:name="ref-wikipedia_ordinary_least_squares"/>
     <w:p>
       <w:pPr>
         <w:pStyle w:val="Bibliography"/>
@@ -55195,7 +55170,7 @@
       <w:r>
         <w:t xml:space="preserve"> </w:t>
       </w:r>
-      <w:hyperlink r:id="rId161">
+      <w:hyperlink r:id="rId162">
         <w:r>
           <w:rPr>
             <w:rStyle w:val="Hyperlink"/>
@@ -55204,8 +55179,8 @@
         </w:r>
       </w:hyperlink>
     </w:p>
-    <w:bookmarkEnd w:id="162"/>
-    <w:bookmarkStart w:id="164" w:name="ref-hutchinson_wwu_ml_videos"/>
+    <w:bookmarkEnd w:id="163"/>
+    <w:bookmarkStart w:id="165" w:name="ref-hutchinson_wwu_ml_videos"/>
     <w:p>
       <w:pPr>
         <w:pStyle w:val="Bibliography"/>
@@ -55258,7 +55233,7 @@
       <w:r>
         <w:t xml:space="preserve"> </w:t>
       </w:r>
-      <w:hyperlink r:id="rId163">
+      <w:hyperlink r:id="rId164">
         <w:r>
           <w:rPr>
             <w:rStyle w:val="Hyperlink"/>
@@ -55267,8 +55242,8 @@
         </w:r>
       </w:hyperlink>
     </w:p>
-    <w:bookmarkEnd w:id="164"/>
-    <w:bookmarkStart w:id="166" w:name="ref-CaseBerg01"/>
+    <w:bookmarkEnd w:id="165"/>
+    <w:bookmarkStart w:id="167" w:name="ref-CaseBerg01"/>
     <w:p>
       <w:pPr>
         <w:pStyle w:val="Bibliography"/>
@@ -55301,7 +55276,7 @@
       <w:r>
         <w:t xml:space="preserve"> </w:t>
       </w:r>
-      <w:hyperlink r:id="rId165">
+      <w:hyperlink r:id="rId166">
         <w:r>
           <w:rPr>
             <w:rStyle w:val="Hyperlink"/>
@@ -55310,8 +55285,8 @@
         </w:r>
       </w:hyperlink>
     </w:p>
-    <w:bookmarkEnd w:id="166"/>
-    <w:bookmarkStart w:id="168" w:name="ref-wikipedia_total_sum_of_squares"/>
+    <w:bookmarkEnd w:id="167"/>
+    <w:bookmarkStart w:id="169" w:name="ref-wikipedia_total_sum_of_squares"/>
     <w:p>
       <w:pPr>
         <w:pStyle w:val="Bibliography"/>
@@ -55358,7 +55333,7 @@
       <w:r>
         <w:t xml:space="preserve"> </w:t>
       </w:r>
-      <w:hyperlink r:id="rId167">
+      <w:hyperlink r:id="rId168">
         <w:r>
           <w:rPr>
             <w:rStyle w:val="Hyperlink"/>
@@ -55367,8 +55342,8 @@
         </w:r>
       </w:hyperlink>
     </w:p>
-    <w:bookmarkEnd w:id="168"/>
-    <w:bookmarkStart w:id="170" w:name="X0d0d355937664870ae38fa71453bbcd35dcecab"/>
+    <w:bookmarkEnd w:id="169"/>
+    <w:bookmarkStart w:id="171" w:name="X0d0d355937664870ae38fa71453bbcd35dcecab"/>
     <w:p>
       <w:pPr>
         <w:pStyle w:val="Bibliography"/>
@@ -55415,7 +55390,7 @@
       <w:r>
         <w:t xml:space="preserve"> </w:t>
       </w:r>
-      <w:hyperlink r:id="rId169">
+      <w:hyperlink r:id="rId170">
         <w:r>
           <w:rPr>
             <w:rStyle w:val="Hyperlink"/>
@@ -55424,9 +55399,9 @@
         </w:r>
       </w:hyperlink>
     </w:p>
-    <w:bookmarkEnd w:id="170"/>
     <w:bookmarkEnd w:id="171"/>
     <w:bookmarkEnd w:id="172"/>
+    <w:bookmarkEnd w:id="173"/>
     <w:sectPr>
       <w:footnotePr>
         <w:numRestart w:val="eachSect"/>

--- a/pr-preview/pr-348/correlation-regression-handout.docx
+++ b/pr-preview/pr-348/correlation-regression-handout.docx
@@ -15,7 +15,7 @@
         <w:pStyle w:val="Date"/>
       </w:pPr>
       <w:r>
-        <w:t xml:space="preserve">Last modified: 2026-10-19 01:01:02 (PDT)</w:t>
+        <w:t xml:space="preserve">Last modified: 2026-10-19 01:23:15 (PDT)</w:t>
       </w:r>
     </w:p>
     <w:p>
